--- a/dossier-conformite-2026/livrables/05_Pilotage_annuel/PIL-01_Plan_actions_annee.docx
+++ b/dossier-conformite-2026/livrables/05_Pilotage_annuel/PIL-01_Plan_actions_annee.docx
@@ -16,7 +16,7 @@
       <w:r>
         <w:rPr>
           <w:b/>
-          <w:color w:val="8A6D1F"/>
+          <w:color w:val="1B3A6B"/>
           <w:sz w:val="28"/>
         </w:rPr>
         <w:t>Ce qu'il faut faire, et quand — novembre 2026 à 2028</w:t>
@@ -25,7 +25,7 @@
     <w:p>
       <w:pPr>
         <w:pBdr>
-          <w:bottom w:val="single" w:sz="18" w:space="1" w:color="C9A94D"/>
+          <w:bottom w:val="single" w:sz="18" w:space="1" w:color="C9A84C"/>
         </w:pBdr>
       </w:pPr>
     </w:p>
@@ -253,7 +253,7 @@
                 <w:b w:val="0"/>
                 <w:sz w:val="22"/>
               </w:rPr>
-              <w:t>Vérifier le périmètre et la date d'audit de surveillance du certificat Qualiopi 25FOR02027.1</w:t>
+              <w:t>Corriger dans Airtable les écarts listés dans SOC-04 (catégories et validité Qualiopi, TVA, assurance, mention EI)</w:t>
             </w:r>
           </w:p>
         </w:tc>
@@ -303,7 +303,7 @@
                 <w:b w:val="0"/>
                 <w:sz w:val="22"/>
               </w:rPr>
-              <w:t>Référentiels</w:t>
+              <w:t>Assurance</w:t>
             </w:r>
           </w:p>
         </w:tc>
@@ -318,7 +318,7 @@
                 <w:b w:val="0"/>
                 <w:sz w:val="22"/>
               </w:rPr>
-              <w:t>Obtenir le REAC et le référentiel d'évaluation RPMS millésime 08 (DEETS ou ministère du Travail)</w:t>
+              <w:t>Faire confirmer par écrit au courtier ELASSUR que le module IA et le conseil sont couverts (exclusion « intelligence artificielle »)</w:t>
             </w:r>
           </w:p>
         </w:tc>
@@ -355,7 +355,7 @@
                 <w:b w:val="0"/>
                 <w:sz w:val="22"/>
               </w:rPr>
-              <w:t>20/11/2026</w:t>
+              <w:t>13/11/2026</w:t>
             </w:r>
           </w:p>
         </w:tc>
@@ -371,7 +371,7 @@
                 <w:b w:val="0"/>
                 <w:sz w:val="22"/>
               </w:rPr>
-              <w:t>Examen</w:t>
+              <w:t>Référentiels</w:t>
             </w:r>
           </w:p>
         </w:tc>
@@ -387,7 +387,141 @@
                 <w:b w:val="0"/>
                 <w:sz w:val="22"/>
               </w:rPr>
+              <w:t>Obtenir le REAC et le référentiel d'évaluation RPMS millésime 08 (DEETS ou ministère du Travail)</w:t>
+            </w:r>
+          </w:p>
+        </w:tc>
+      </w:tr>
+      <w:tr>
+        <w:trPr>
+          <w:cantSplit w:val="true"/>
+        </w:trPr>
+        <w:tc>
+          <w:tcPr>
+            <w:tcW w:type="dxa" w:w="850"/>
+          </w:tcPr>
+          <w:p>
+            <w:r/>
+            <w:r>
+              <w:rPr>
+                <w:b w:val="0"/>
+                <w:sz w:val="22"/>
+              </w:rPr>
+              <w:t>☐</w:t>
+            </w:r>
+          </w:p>
+        </w:tc>
+        <w:tc>
+          <w:tcPr>
+            <w:tcW w:type="dxa" w:w="1701"/>
+          </w:tcPr>
+          <w:p>
+            <w:r/>
+            <w:r>
+              <w:rPr>
+                <w:b w:val="0"/>
+                <w:sz w:val="22"/>
+              </w:rPr>
+              <w:t>20/11/2026</w:t>
+            </w:r>
+          </w:p>
+        </w:tc>
+        <w:tc>
+          <w:tcPr>
+            <w:tcW w:type="dxa" w:w="1928"/>
+          </w:tcPr>
+          <w:p>
+            <w:r/>
+            <w:r>
+              <w:rPr>
+                <w:b w:val="0"/>
+                <w:sz w:val="22"/>
+              </w:rPr>
+              <w:t>Examen</w:t>
+            </w:r>
+          </w:p>
+        </w:tc>
+        <w:tc>
+          <w:tcPr>
+            <w:tcW w:type="dxa" w:w="10091"/>
+          </w:tcPr>
+          <w:p>
+            <w:r/>
+            <w:r>
+              <w:rPr>
+                <w:b w:val="0"/>
+                <w:sz w:val="22"/>
+              </w:rPr>
               <w:t>Décider : agrément de centre d'examen ou partenariat avec un centre agréé (document AGR-03)</w:t>
+            </w:r>
+          </w:p>
+        </w:tc>
+      </w:tr>
+      <w:tr>
+        <w:trPr>
+          <w:cantSplit w:val="true"/>
+        </w:trPr>
+        <w:tc>
+          <w:tcPr>
+            <w:tcW w:type="dxa" w:w="850"/>
+            <w:shd w:val="clear" w:color="auto" w:fill="E8EEF7"/>
+          </w:tcPr>
+          <w:p>
+            <w:r/>
+            <w:r>
+              <w:rPr>
+                <w:b w:val="0"/>
+                <w:sz w:val="22"/>
+              </w:rPr>
+              <w:t>☐</w:t>
+            </w:r>
+          </w:p>
+        </w:tc>
+        <w:tc>
+          <w:tcPr>
+            <w:tcW w:type="dxa" w:w="1701"/>
+            <w:shd w:val="clear" w:color="auto" w:fill="E8EEF7"/>
+          </w:tcPr>
+          <w:p>
+            <w:r/>
+            <w:r>
+              <w:rPr>
+                <w:b w:val="0"/>
+                <w:sz w:val="22"/>
+              </w:rPr>
+              <w:t>27/11/2026</w:t>
+            </w:r>
+          </w:p>
+        </w:tc>
+        <w:tc>
+          <w:tcPr>
+            <w:tcW w:type="dxa" w:w="1928"/>
+            <w:shd w:val="clear" w:color="auto" w:fill="E8EEF7"/>
+          </w:tcPr>
+          <w:p>
+            <w:r/>
+            <w:r>
+              <w:rPr>
+                <w:b w:val="0"/>
+                <w:sz w:val="22"/>
+              </w:rPr>
+              <w:t>Fiscalité</w:t>
+            </w:r>
+          </w:p>
+        </w:tc>
+        <w:tc>
+          <w:tcPr>
+            <w:tcW w:type="dxa" w:w="10091"/>
+            <w:shd w:val="clear" w:color="auto" w:fill="E8EEF7"/>
+          </w:tcPr>
+          <w:p>
+            <w:r/>
+            <w:r>
+              <w:rPr>
+                <w:b w:val="0"/>
+                <w:sz w:val="22"/>
+              </w:rPr>
+              <w:t>Avec l'expert-comptable : seuil de franchise de TVA applicable à La Réunion et demande de l'attestation 3511-SD avant les premières recettes des parcours</w:t>
             </w:r>
           </w:p>
         </w:tc>
@@ -452,7 +586,7 @@
                 <w:b w:val="0"/>
                 <w:sz w:val="22"/>
               </w:rPr>
-              <w:t>Réserver au Secrétariat Center les journées de la promotion MEM ; vérifier accessibilité, sanitaires, salle de pause</w:t>
+              <w:t>Réserver au Secrétariat Center les 80 journées de la promotion MEM (100 € par jour)</w:t>
             </w:r>
           </w:p>
         </w:tc>
@@ -623,7 +757,7 @@
                 <w:b w:val="0"/>
                 <w:sz w:val="22"/>
               </w:rPr>
-              <w:t>04/01/2027</w:t>
+              <w:t>11/12/2026</w:t>
             </w:r>
           </w:p>
         </w:tc>
@@ -639,7 +773,7 @@
                 <w:b w:val="0"/>
                 <w:sz w:val="22"/>
               </w:rPr>
-              <w:t>Partenaires</w:t>
+              <w:t>Juridique</w:t>
             </w:r>
           </w:p>
         </w:tc>
@@ -655,7 +789,7 @@
                 <w:b w:val="0"/>
                 <w:sz w:val="22"/>
               </w:rPr>
-              <w:t>MEM — Promotion 1 : constituer le vivier d'entreprises d'accueil pour les périodes en entreprise</w:t>
+              <w:t>Désigner un médiateur de la consommation (obligatoire avant tout contrat avec un particulier)</w:t>
             </w:r>
           </w:p>
         </w:tc>
@@ -705,7 +839,7 @@
                 <w:b w:val="0"/>
                 <w:sz w:val="22"/>
               </w:rPr>
-              <w:t>Recrutement</w:t>
+              <w:t>Partenaires</w:t>
             </w:r>
           </w:p>
         </w:tc>
@@ -720,7 +854,141 @@
                 <w:b w:val="0"/>
                 <w:sz w:val="22"/>
               </w:rPr>
+              <w:t>MEM — Promotion 1 : constituer le vivier d'entreprises d'accueil pour les périodes en entreprise</w:t>
+            </w:r>
+          </w:p>
+        </w:tc>
+      </w:tr>
+      <w:tr>
+        <w:trPr>
+          <w:cantSplit w:val="true"/>
+        </w:trPr>
+        <w:tc>
+          <w:tcPr>
+            <w:tcW w:type="dxa" w:w="850"/>
+            <w:shd w:val="clear" w:color="auto" w:fill="E8EEF7"/>
+          </w:tcPr>
+          <w:p>
+            <w:r/>
+            <w:r>
+              <w:rPr>
+                <w:b w:val="0"/>
+                <w:sz w:val="22"/>
+              </w:rPr>
+              <w:t>☐</w:t>
+            </w:r>
+          </w:p>
+        </w:tc>
+        <w:tc>
+          <w:tcPr>
+            <w:tcW w:type="dxa" w:w="1701"/>
+            <w:shd w:val="clear" w:color="auto" w:fill="E8EEF7"/>
+          </w:tcPr>
+          <w:p>
+            <w:r/>
+            <w:r>
+              <w:rPr>
+                <w:b w:val="0"/>
+                <w:sz w:val="22"/>
+              </w:rPr>
+              <w:t>04/01/2027</w:t>
+            </w:r>
+          </w:p>
+        </w:tc>
+        <w:tc>
+          <w:tcPr>
+            <w:tcW w:type="dxa" w:w="1928"/>
+            <w:shd w:val="clear" w:color="auto" w:fill="E8EEF7"/>
+          </w:tcPr>
+          <w:p>
+            <w:r/>
+            <w:r>
+              <w:rPr>
+                <w:b w:val="0"/>
+                <w:sz w:val="22"/>
+              </w:rPr>
+              <w:t>Recrutement</w:t>
+            </w:r>
+          </w:p>
+        </w:tc>
+        <w:tc>
+          <w:tcPr>
+            <w:tcW w:type="dxa" w:w="10091"/>
+            <w:shd w:val="clear" w:color="auto" w:fill="E8EEF7"/>
+          </w:tcPr>
+          <w:p>
+            <w:r/>
+            <w:r>
+              <w:rPr>
+                <w:b w:val="0"/>
+                <w:sz w:val="22"/>
+              </w:rPr>
               <w:t>MEM — Promotion 1 : 1re information collective</w:t>
+            </w:r>
+          </w:p>
+        </w:tc>
+      </w:tr>
+      <w:tr>
+        <w:trPr>
+          <w:cantSplit w:val="true"/>
+        </w:trPr>
+        <w:tc>
+          <w:tcPr>
+            <w:tcW w:type="dxa" w:w="850"/>
+          </w:tcPr>
+          <w:p>
+            <w:r/>
+            <w:r>
+              <w:rPr>
+                <w:b w:val="0"/>
+                <w:sz w:val="22"/>
+              </w:rPr>
+              <w:t>☐</w:t>
+            </w:r>
+          </w:p>
+        </w:tc>
+        <w:tc>
+          <w:tcPr>
+            <w:tcW w:type="dxa" w:w="1701"/>
+          </w:tcPr>
+          <w:p>
+            <w:r/>
+            <w:r>
+              <w:rPr>
+                <w:b w:val="0"/>
+                <w:sz w:val="22"/>
+              </w:rPr>
+              <w:t>15/01/2027</w:t>
+            </w:r>
+          </w:p>
+        </w:tc>
+        <w:tc>
+          <w:tcPr>
+            <w:tcW w:type="dxa" w:w="1928"/>
+          </w:tcPr>
+          <w:p>
+            <w:r/>
+            <w:r>
+              <w:rPr>
+                <w:b w:val="0"/>
+                <w:sz w:val="22"/>
+              </w:rPr>
+              <w:t>Handicap</w:t>
+            </w:r>
+          </w:p>
+        </w:tc>
+        <w:tc>
+          <w:tcPr>
+            <w:tcW w:type="dxa" w:w="10091"/>
+          </w:tcPr>
+          <w:p>
+            <w:r/>
+            <w:r>
+              <w:rPr>
+                <w:b w:val="0"/>
+                <w:sz w:val="22"/>
+              </w:rPr>
+              <w:t>Formaliser une convention ou un contact référencé avec l'Agefiph Océan Indien ou la Ressource Handicap Formation</w:t>
             </w:r>
           </w:p>
         </w:tc>
@@ -958,7 +1226,7 @@
                 <w:b w:val="0"/>
                 <w:sz w:val="22"/>
               </w:rPr>
-              <w:t>15/02/2027</w:t>
+              <w:t>12/02/2027</w:t>
             </w:r>
           </w:p>
         </w:tc>
@@ -973,7 +1241,7 @@
                 <w:b w:val="0"/>
                 <w:sz w:val="22"/>
               </w:rPr>
-              <w:t>Administratif</w:t>
+              <w:t>Locaux</w:t>
             </w:r>
           </w:p>
         </w:tc>
@@ -988,7 +1256,7 @@
                 <w:b w:val="0"/>
                 <w:sz w:val="22"/>
               </w:rPr>
-              <w:t>MEM — Promotion 1 : envoyer convocations, livret d'accueil, règlement intérieur, programme</w:t>
+              <w:t>Remplir la fiche site tiers YEBA-DOC-15 pour le Secrétariat Center (sécurité, évacuation, accessibilité)</w:t>
             </w:r>
           </w:p>
         </w:tc>
@@ -1025,7 +1293,7 @@
                 <w:b w:val="0"/>
                 <w:sz w:val="22"/>
               </w:rPr>
-              <w:t>01/03/2027</w:t>
+              <w:t>15/02/2027</w:t>
             </w:r>
           </w:p>
         </w:tc>
@@ -1041,7 +1309,7 @@
                 <w:b w:val="0"/>
                 <w:sz w:val="22"/>
               </w:rPr>
-              <w:t>Formation</w:t>
+              <w:t>Administratif</w:t>
             </w:r>
           </w:p>
         </w:tc>
@@ -1057,7 +1325,7 @@
                 <w:b w:val="0"/>
                 <w:sz w:val="22"/>
               </w:rPr>
-              <w:t>MEM — Promotion 1 : démarrage — attestations d'entrée, déclarations d'entrée sur les plateformes des financeurs</w:t>
+              <w:t>MEM — Promotion 1 : envoyer convocations, livret d'accueil, règlement intérieur, programme</w:t>
             </w:r>
           </w:p>
         </w:tc>
@@ -1092,7 +1360,7 @@
                 <w:b w:val="0"/>
                 <w:sz w:val="22"/>
               </w:rPr>
-              <w:t>04/03/2027</w:t>
+              <w:t>01/03/2027</w:t>
             </w:r>
           </w:p>
         </w:tc>
@@ -1122,7 +1390,141 @@
                 <w:b w:val="0"/>
                 <w:sz w:val="22"/>
               </w:rPr>
+              <w:t>MEM — Promotion 1 : démarrage — attestations d'entrée, déclarations d'entrée sur les plateformes des financeurs</w:t>
+            </w:r>
+          </w:p>
+        </w:tc>
+      </w:tr>
+      <w:tr>
+        <w:trPr>
+          <w:cantSplit w:val="true"/>
+        </w:trPr>
+        <w:tc>
+          <w:tcPr>
+            <w:tcW w:type="dxa" w:w="850"/>
+            <w:shd w:val="clear" w:color="auto" w:fill="E8EEF7"/>
+          </w:tcPr>
+          <w:p>
+            <w:r/>
+            <w:r>
+              <w:rPr>
+                <w:b w:val="0"/>
+                <w:sz w:val="22"/>
+              </w:rPr>
+              <w:t>☐</w:t>
+            </w:r>
+          </w:p>
+        </w:tc>
+        <w:tc>
+          <w:tcPr>
+            <w:tcW w:type="dxa" w:w="1701"/>
+            <w:shd w:val="clear" w:color="auto" w:fill="E8EEF7"/>
+          </w:tcPr>
+          <w:p>
+            <w:r/>
+            <w:r>
+              <w:rPr>
+                <w:b w:val="0"/>
+                <w:sz w:val="22"/>
+              </w:rPr>
+              <w:t>04/03/2027</w:t>
+            </w:r>
+          </w:p>
+        </w:tc>
+        <w:tc>
+          <w:tcPr>
+            <w:tcW w:type="dxa" w:w="1928"/>
+            <w:shd w:val="clear" w:color="auto" w:fill="E8EEF7"/>
+          </w:tcPr>
+          <w:p>
+            <w:r/>
+            <w:r>
+              <w:rPr>
+                <w:b w:val="0"/>
+                <w:sz w:val="22"/>
+              </w:rPr>
+              <w:t>Formation</w:t>
+            </w:r>
+          </w:p>
+        </w:tc>
+        <w:tc>
+          <w:tcPr>
+            <w:tcW w:type="dxa" w:w="10091"/>
+            <w:shd w:val="clear" w:color="auto" w:fill="E8EEF7"/>
+          </w:tcPr>
+          <w:p>
+            <w:r/>
+            <w:r>
+              <w:rPr>
+                <w:b w:val="0"/>
+                <w:sz w:val="22"/>
+              </w:rPr>
               <w:t>MEM — Promotion 1 : élection des délégués des stagiaires (entre la 20e et la 40e heure)</w:t>
+            </w:r>
+          </w:p>
+        </w:tc>
+      </w:tr>
+      <w:tr>
+        <w:trPr>
+          <w:cantSplit w:val="true"/>
+        </w:trPr>
+        <w:tc>
+          <w:tcPr>
+            <w:tcW w:type="dxa" w:w="850"/>
+          </w:tcPr>
+          <w:p>
+            <w:r/>
+            <w:r>
+              <w:rPr>
+                <w:b w:val="0"/>
+                <w:sz w:val="22"/>
+              </w:rPr>
+              <w:t>☐</w:t>
+            </w:r>
+          </w:p>
+        </w:tc>
+        <w:tc>
+          <w:tcPr>
+            <w:tcW w:type="dxa" w:w="1701"/>
+          </w:tcPr>
+          <w:p>
+            <w:r/>
+            <w:r>
+              <w:rPr>
+                <w:b w:val="0"/>
+                <w:sz w:val="22"/>
+              </w:rPr>
+              <w:t>15/03/2027</w:t>
+            </w:r>
+          </w:p>
+        </w:tc>
+        <w:tc>
+          <w:tcPr>
+            <w:tcW w:type="dxa" w:w="1928"/>
+          </w:tcPr>
+          <w:p>
+            <w:r/>
+            <w:r>
+              <w:rPr>
+                <w:b w:val="0"/>
+                <w:sz w:val="22"/>
+              </w:rPr>
+              <w:t>Qualité</w:t>
+            </w:r>
+          </w:p>
+        </w:tc>
+        <w:tc>
+          <w:tcPr>
+            <w:tcW w:type="dxa" w:w="10091"/>
+          </w:tcPr>
+          <w:p>
+            <w:r/>
+            <w:r>
+              <w:rPr>
+                <w:b w:val="0"/>
+                <w:sz w:val="22"/>
+              </w:rPr>
+              <w:t>Préparer l'audit de surveillance Qualiopi (fenêtre du 17/04/2027 au 17/12/2027) : matrice QUA-02, preuves de la promotion MEM</w:t>
             </w:r>
           </w:p>
         </w:tc>
@@ -1762,6 +2164,73 @@
                 <w:b w:val="0"/>
                 <w:sz w:val="22"/>
               </w:rPr>
+              <w:t>09/07/2027</w:t>
+            </w:r>
+          </w:p>
+        </w:tc>
+        <w:tc>
+          <w:tcPr>
+            <w:tcW w:type="dxa" w:w="1928"/>
+          </w:tcPr>
+          <w:p>
+            <w:r/>
+            <w:r>
+              <w:rPr>
+                <w:b w:val="0"/>
+                <w:sz w:val="22"/>
+              </w:rPr>
+              <w:t>Assurance</w:t>
+            </w:r>
+          </w:p>
+        </w:tc>
+        <w:tc>
+          <w:tcPr>
+            <w:tcW w:type="dxa" w:w="10091"/>
+          </w:tcPr>
+          <w:p>
+            <w:r/>
+            <w:r>
+              <w:rPr>
+                <w:b w:val="0"/>
+                <w:sz w:val="22"/>
+              </w:rPr>
+              <w:t>Décider du renouvellement de la RC Pro Hiscox (échéance 10/09/2027, préavis de 2 mois)</w:t>
+            </w:r>
+          </w:p>
+        </w:tc>
+      </w:tr>
+      <w:tr>
+        <w:trPr>
+          <w:cantSplit w:val="true"/>
+        </w:trPr>
+        <w:tc>
+          <w:tcPr>
+            <w:tcW w:type="dxa" w:w="850"/>
+            <w:shd w:val="clear" w:color="auto" w:fill="E8EEF7"/>
+          </w:tcPr>
+          <w:p>
+            <w:r/>
+            <w:r>
+              <w:rPr>
+                <w:b w:val="0"/>
+                <w:sz w:val="22"/>
+              </w:rPr>
+              <w:t>☐</w:t>
+            </w:r>
+          </w:p>
+        </w:tc>
+        <w:tc>
+          <w:tcPr>
+            <w:tcW w:type="dxa" w:w="1701"/>
+            <w:shd w:val="clear" w:color="auto" w:fill="E8EEF7"/>
+          </w:tcPr>
+          <w:p>
+            <w:r/>
+            <w:r>
+              <w:rPr>
+                <w:b w:val="0"/>
+                <w:sz w:val="22"/>
+              </w:rPr>
               <w:t>28/07/2027</w:t>
             </w:r>
           </w:p>
@@ -1769,6 +2238,7 @@
         <w:tc>
           <w:tcPr>
             <w:tcW w:type="dxa" w:w="1928"/>
+            <w:shd w:val="clear" w:color="auto" w:fill="E8EEF7"/>
           </w:tcPr>
           <w:p>
             <w:r/>
@@ -1784,6 +2254,7 @@
         <w:tc>
           <w:tcPr>
             <w:tcW w:type="dxa" w:w="10091"/>
+            <w:shd w:val="clear" w:color="auto" w:fill="E8EEF7"/>
           </w:tcPr>
           <w:p>
             <w:r/>
@@ -1793,6 +2264,71 @@
                 <w:sz w:val="22"/>
               </w:rPr>
               <w:t>MEM — Promotion 1 : appel ou visite des tuteurs (période n° 2)</w:t>
+            </w:r>
+          </w:p>
+        </w:tc>
+      </w:tr>
+      <w:tr>
+        <w:trPr>
+          <w:cantSplit w:val="true"/>
+        </w:trPr>
+        <w:tc>
+          <w:tcPr>
+            <w:tcW w:type="dxa" w:w="850"/>
+          </w:tcPr>
+          <w:p>
+            <w:r/>
+            <w:r>
+              <w:rPr>
+                <w:b w:val="0"/>
+                <w:sz w:val="22"/>
+              </w:rPr>
+              <w:t>☐</w:t>
+            </w:r>
+          </w:p>
+        </w:tc>
+        <w:tc>
+          <w:tcPr>
+            <w:tcW w:type="dxa" w:w="1701"/>
+          </w:tcPr>
+          <w:p>
+            <w:r/>
+            <w:r>
+              <w:rPr>
+                <w:b w:val="0"/>
+                <w:sz w:val="22"/>
+              </w:rPr>
+              <w:t>06/08/2027</w:t>
+            </w:r>
+          </w:p>
+        </w:tc>
+        <w:tc>
+          <w:tcPr>
+            <w:tcW w:type="dxa" w:w="1928"/>
+          </w:tcPr>
+          <w:p>
+            <w:r/>
+            <w:r>
+              <w:rPr>
+                <w:b w:val="0"/>
+                <w:sz w:val="22"/>
+              </w:rPr>
+              <w:t>Examen</w:t>
+            </w:r>
+          </w:p>
+        </w:tc>
+        <w:tc>
+          <w:tcPr>
+            <w:tcW w:type="dxa" w:w="10091"/>
+          </w:tcPr>
+          <w:p>
+            <w:r/>
+            <w:r>
+              <w:rPr>
+                <w:b w:val="0"/>
+                <w:sz w:val="22"/>
+              </w:rPr>
+              <w:t>RPMS — Promotion 1 : déposer la demande d'agrément de session (démarche en ligne DEETS 974) ou signer la convention avec le centre agréé</w:t>
             </w:r>
           </w:p>
         </w:tc>
@@ -1845,7 +2381,7 @@
                 <w:b w:val="0"/>
                 <w:sz w:val="22"/>
               </w:rPr>
-              <w:t>Examen</w:t>
+              <w:t>Recrutement</w:t>
             </w:r>
           </w:p>
         </w:tc>
@@ -1861,7 +2397,7 @@
                 <w:b w:val="0"/>
                 <w:sz w:val="22"/>
               </w:rPr>
-              <w:t>RPMS — Promotion 1 : déposer la demande d'agrément de session (démarche en ligne DEETS 974) ou signer la convention avec le centre agréé</w:t>
+              <w:t>RPMS — Promotion 1 : 2e information collective, entretiens, décisions d'admission, accords de financement</w:t>
             </w:r>
           </w:p>
         </w:tc>
@@ -1896,7 +2432,7 @@
                 <w:b w:val="0"/>
                 <w:sz w:val="22"/>
               </w:rPr>
-              <w:t>06/08/2027</w:t>
+              <w:t>09/08/2027</w:t>
             </w:r>
           </w:p>
         </w:tc>
@@ -1911,7 +2447,7 @@
                 <w:b w:val="0"/>
                 <w:sz w:val="22"/>
               </w:rPr>
-              <w:t>Recrutement</w:t>
+              <w:t>Examen</w:t>
             </w:r>
           </w:p>
         </w:tc>
@@ -1926,7 +2462,7 @@
                 <w:b w:val="0"/>
                 <w:sz w:val="22"/>
               </w:rPr>
-              <w:t>RPMS — Promotion 1 : 2e information collective, entretiens, décisions d'admission, accords de financement</w:t>
+              <w:t>MEM — Promotion 1 : dossiers professionnels, productions et attestations de période en entreprise complets</w:t>
             </w:r>
           </w:p>
         </w:tc>
@@ -1963,7 +2499,7 @@
                 <w:b w:val="0"/>
                 <w:sz w:val="22"/>
               </w:rPr>
-              <w:t>09/08/2027</w:t>
+              <w:t>19/08/2027</w:t>
             </w:r>
           </w:p>
         </w:tc>
@@ -1979,7 +2515,7 @@
                 <w:b w:val="0"/>
                 <w:sz w:val="22"/>
               </w:rPr>
-              <w:t>Examen</w:t>
+              <w:t>Administratif</w:t>
             </w:r>
           </w:p>
         </w:tc>
@@ -1995,7 +2531,7 @@
                 <w:b w:val="0"/>
                 <w:sz w:val="22"/>
               </w:rPr>
-              <w:t>MEM — Promotion 1 : dossiers professionnels, productions et attestations de période en entreprise complets</w:t>
+              <w:t>MEM — Promotion 1 : évaluation à chaud, attestations de fin de formation, certificats de réalisation, facturation</w:t>
             </w:r>
           </w:p>
         </w:tc>
@@ -2030,7 +2566,7 @@
                 <w:b w:val="0"/>
                 <w:sz w:val="22"/>
               </w:rPr>
-              <w:t>19/08/2027</w:t>
+              <w:t>23/08/2027</w:t>
             </w:r>
           </w:p>
         </w:tc>
@@ -2060,7 +2596,7 @@
                 <w:b w:val="0"/>
                 <w:sz w:val="22"/>
               </w:rPr>
-              <w:t>MEM — Promotion 1 : évaluation à chaud, attestations de fin de formation, certificats de réalisation, facturation</w:t>
+              <w:t>RPMS — Promotion 1 : envoyer convocations, livret d'accueil, règlement intérieur, programme</w:t>
             </w:r>
           </w:p>
         </w:tc>
@@ -2113,7 +2649,7 @@
                 <w:b w:val="0"/>
                 <w:sz w:val="22"/>
               </w:rPr>
-              <w:t>Administratif</w:t>
+              <w:t>Examen</w:t>
             </w:r>
           </w:p>
         </w:tc>
@@ -2129,7 +2665,17 @@
                 <w:b w:val="0"/>
                 <w:sz w:val="22"/>
               </w:rPr>
-              <w:t>RPMS — Promotion 1 : envoyer convocations, livret d'accueil, règlement intérieur, programme</w:t>
+              <w:t xml:space="preserve">MEM — Promotion 1 : session de validation </w:t>
+            </w:r>
+            <w:r>
+              <w:rPr>
+                <w:b/>
+                <w:i/>
+                <w:color w:val="1B3A6B"/>
+                <w:sz w:val="22"/>
+                <w:u w:val="single"/>
+              </w:rPr>
+              <w:t>[À VÉRIFIER : date confirmée]</w:t>
             </w:r>
           </w:p>
         </w:tc>
@@ -2164,7 +2710,7 @@
                 <w:b w:val="0"/>
                 <w:sz w:val="22"/>
               </w:rPr>
-              <w:t>23/08/2027</w:t>
+              <w:t>06/09/2027</w:t>
             </w:r>
           </w:p>
         </w:tc>
@@ -2179,7 +2725,7 @@
                 <w:b w:val="0"/>
                 <w:sz w:val="22"/>
               </w:rPr>
-              <w:t>Examen</w:t>
+              <w:t>Formation</w:t>
             </w:r>
           </w:p>
         </w:tc>
@@ -2194,16 +2740,7 @@
                 <w:b w:val="0"/>
                 <w:sz w:val="22"/>
               </w:rPr>
-              <w:t xml:space="preserve">MEM — Promotion 1 : session de validation </w:t>
-            </w:r>
-            <w:r>
-              <w:rPr>
-                <w:b/>
-                <w:i/>
-                <w:color w:val="8A6D1F"/>
-                <w:sz w:val="22"/>
-              </w:rPr>
-              <w:t>[À VÉRIFIER : date confirmée]</w:t>
+              <w:t>RPMS — Promotion 1 : démarrage — attestations d'entrée, déclarations d'entrée sur les plateformes des financeurs</w:t>
             </w:r>
           </w:p>
         </w:tc>
@@ -2240,7 +2777,7 @@
                 <w:b w:val="0"/>
                 <w:sz w:val="22"/>
               </w:rPr>
-              <w:t>06/09/2027</w:t>
+              <w:t>09/09/2027</w:t>
             </w:r>
           </w:p>
         </w:tc>
@@ -2272,7 +2809,7 @@
                 <w:b w:val="0"/>
                 <w:sz w:val="22"/>
               </w:rPr>
-              <w:t>RPMS — Promotion 1 : démarrage — attestations d'entrée, déclarations d'entrée sur les plateformes des financeurs</w:t>
+              <w:t>RPMS — Promotion 1 : élection des délégués des stagiaires (entre la 20e et la 40e heure)</w:t>
             </w:r>
           </w:p>
         </w:tc>
@@ -2307,7 +2844,7 @@
                 <w:b w:val="0"/>
                 <w:sz w:val="22"/>
               </w:rPr>
-              <w:t>09/09/2027</w:t>
+              <w:t>30/09/2027</w:t>
             </w:r>
           </w:p>
         </w:tc>
@@ -2322,7 +2859,7 @@
                 <w:b w:val="0"/>
                 <w:sz w:val="22"/>
               </w:rPr>
-              <w:t>Formation</w:t>
+              <w:t>Obligation</w:t>
             </w:r>
           </w:p>
         </w:tc>
@@ -2337,7 +2874,7 @@
                 <w:b w:val="0"/>
                 <w:sz w:val="22"/>
               </w:rPr>
-              <w:t>RPMS — Promotion 1 : élection des délégués des stagiaires (entre la 20e et la 40e heure)</w:t>
+              <w:t>Renouveler l'attestation de vigilance URSSAF (tous les 6 mois)</w:t>
             </w:r>
           </w:p>
         </w:tc>
@@ -2374,7 +2911,955 @@
                 <w:b w:val="0"/>
                 <w:sz w:val="22"/>
               </w:rPr>
-              <w:t>30/09/2027</w:t>
+              <w:t>27/10/2027</w:t>
+            </w:r>
+          </w:p>
+        </w:tc>
+        <w:tc>
+          <w:tcPr>
+            <w:tcW w:type="dxa" w:w="1928"/>
+            <w:shd w:val="clear" w:color="auto" w:fill="E8EEF7"/>
+          </w:tcPr>
+          <w:p>
+            <w:r/>
+            <w:r>
+              <w:rPr>
+                <w:b w:val="0"/>
+                <w:sz w:val="22"/>
+              </w:rPr>
+              <w:t>Entreprise</w:t>
+            </w:r>
+          </w:p>
+        </w:tc>
+        <w:tc>
+          <w:tcPr>
+            <w:tcW w:type="dxa" w:w="10091"/>
+            <w:shd w:val="clear" w:color="auto" w:fill="E8EEF7"/>
+          </w:tcPr>
+          <w:p>
+            <w:r/>
+            <w:r>
+              <w:rPr>
+                <w:b w:val="0"/>
+                <w:sz w:val="22"/>
+              </w:rPr>
+              <w:t>RPMS — Promotion 1 : conventions de la période en entreprise n° 1 signées</w:t>
+            </w:r>
+          </w:p>
+        </w:tc>
+      </w:tr>
+      <w:tr>
+        <w:trPr>
+          <w:cantSplit w:val="true"/>
+        </w:trPr>
+        <w:tc>
+          <w:tcPr>
+            <w:tcW w:type="dxa" w:w="850"/>
+          </w:tcPr>
+          <w:p>
+            <w:r/>
+            <w:r>
+              <w:rPr>
+                <w:b w:val="0"/>
+                <w:sz w:val="22"/>
+              </w:rPr>
+              <w:t>☐</w:t>
+            </w:r>
+          </w:p>
+        </w:tc>
+        <w:tc>
+          <w:tcPr>
+            <w:tcW w:type="dxa" w:w="1701"/>
+          </w:tcPr>
+          <w:p>
+            <w:r/>
+            <w:r>
+              <w:rPr>
+                <w:b w:val="0"/>
+                <w:sz w:val="22"/>
+              </w:rPr>
+              <w:t>18/11/2027</w:t>
+            </w:r>
+          </w:p>
+        </w:tc>
+        <w:tc>
+          <w:tcPr>
+            <w:tcW w:type="dxa" w:w="1928"/>
+          </w:tcPr>
+          <w:p>
+            <w:r/>
+            <w:r>
+              <w:rPr>
+                <w:b w:val="0"/>
+                <w:sz w:val="22"/>
+              </w:rPr>
+              <w:t>Qualité</w:t>
+            </w:r>
+          </w:p>
+        </w:tc>
+        <w:tc>
+          <w:tcPr>
+            <w:tcW w:type="dxa" w:w="10091"/>
+          </w:tcPr>
+          <w:p>
+            <w:r/>
+            <w:r>
+              <w:rPr>
+                <w:b w:val="0"/>
+                <w:sz w:val="22"/>
+              </w:rPr>
+              <w:t>MEM — Promotion 1 : questionnaire à froid (3 mois)</w:t>
+            </w:r>
+          </w:p>
+        </w:tc>
+      </w:tr>
+      <w:tr>
+        <w:trPr>
+          <w:cantSplit w:val="true"/>
+        </w:trPr>
+        <w:tc>
+          <w:tcPr>
+            <w:tcW w:type="dxa" w:w="850"/>
+            <w:shd w:val="clear" w:color="auto" w:fill="E8EEF7"/>
+          </w:tcPr>
+          <w:p>
+            <w:r/>
+            <w:r>
+              <w:rPr>
+                <w:b w:val="0"/>
+                <w:sz w:val="22"/>
+              </w:rPr>
+              <w:t>☐</w:t>
+            </w:r>
+          </w:p>
+        </w:tc>
+        <w:tc>
+          <w:tcPr>
+            <w:tcW w:type="dxa" w:w="1701"/>
+            <w:shd w:val="clear" w:color="auto" w:fill="E8EEF7"/>
+          </w:tcPr>
+          <w:p>
+            <w:r/>
+            <w:r>
+              <w:rPr>
+                <w:b w:val="0"/>
+                <w:sz w:val="22"/>
+              </w:rPr>
+              <w:t>22/11/2027</w:t>
+            </w:r>
+          </w:p>
+        </w:tc>
+        <w:tc>
+          <w:tcPr>
+            <w:tcW w:type="dxa" w:w="1928"/>
+            <w:shd w:val="clear" w:color="auto" w:fill="E8EEF7"/>
+          </w:tcPr>
+          <w:p>
+            <w:r/>
+            <w:r>
+              <w:rPr>
+                <w:b w:val="0"/>
+                <w:sz w:val="22"/>
+              </w:rPr>
+              <w:t>Entreprise</w:t>
+            </w:r>
+          </w:p>
+        </w:tc>
+        <w:tc>
+          <w:tcPr>
+            <w:tcW w:type="dxa" w:w="10091"/>
+            <w:shd w:val="clear" w:color="auto" w:fill="E8EEF7"/>
+          </w:tcPr>
+          <w:p>
+            <w:r/>
+            <w:r>
+              <w:rPr>
+                <w:b w:val="0"/>
+                <w:sz w:val="22"/>
+              </w:rPr>
+              <w:t>RPMS — Promotion 1 : appel ou visite des tuteurs (période n° 1)</w:t>
+            </w:r>
+          </w:p>
+        </w:tc>
+      </w:tr>
+      <w:tr>
+        <w:trPr>
+          <w:cantSplit w:val="true"/>
+        </w:trPr>
+        <w:tc>
+          <w:tcPr>
+            <w:tcW w:type="dxa" w:w="850"/>
+          </w:tcPr>
+          <w:p>
+            <w:r/>
+            <w:r>
+              <w:rPr>
+                <w:b w:val="0"/>
+                <w:sz w:val="22"/>
+              </w:rPr>
+              <w:t>☐</w:t>
+            </w:r>
+          </w:p>
+        </w:tc>
+        <w:tc>
+          <w:tcPr>
+            <w:tcW w:type="dxa" w:w="1701"/>
+          </w:tcPr>
+          <w:p>
+            <w:r/>
+            <w:r>
+              <w:rPr>
+                <w:b w:val="0"/>
+                <w:sz w:val="22"/>
+              </w:rPr>
+              <w:t>19/01/2028</w:t>
+            </w:r>
+          </w:p>
+        </w:tc>
+        <w:tc>
+          <w:tcPr>
+            <w:tcW w:type="dxa" w:w="1928"/>
+          </w:tcPr>
+          <w:p>
+            <w:r/>
+            <w:r>
+              <w:rPr>
+                <w:b w:val="0"/>
+                <w:sz w:val="22"/>
+              </w:rPr>
+              <w:t>Entreprise</w:t>
+            </w:r>
+          </w:p>
+        </w:tc>
+        <w:tc>
+          <w:tcPr>
+            <w:tcW w:type="dxa" w:w="10091"/>
+          </w:tcPr>
+          <w:p>
+            <w:r/>
+            <w:r>
+              <w:rPr>
+                <w:b w:val="0"/>
+                <w:sz w:val="22"/>
+              </w:rPr>
+              <w:t>RPMS — Promotion 1 : conventions de la période en entreprise n° 2 signées</w:t>
+            </w:r>
+          </w:p>
+        </w:tc>
+      </w:tr>
+      <w:tr>
+        <w:trPr>
+          <w:cantSplit w:val="true"/>
+        </w:trPr>
+        <w:tc>
+          <w:tcPr>
+            <w:tcW w:type="dxa" w:w="850"/>
+            <w:shd w:val="clear" w:color="auto" w:fill="E8EEF7"/>
+          </w:tcPr>
+          <w:p>
+            <w:r/>
+            <w:r>
+              <w:rPr>
+                <w:b w:val="0"/>
+                <w:sz w:val="22"/>
+              </w:rPr>
+              <w:t>☐</w:t>
+            </w:r>
+          </w:p>
+        </w:tc>
+        <w:tc>
+          <w:tcPr>
+            <w:tcW w:type="dxa" w:w="1701"/>
+            <w:shd w:val="clear" w:color="auto" w:fill="E8EEF7"/>
+          </w:tcPr>
+          <w:p>
+            <w:r/>
+            <w:r>
+              <w:rPr>
+                <w:b w:val="0"/>
+                <w:sz w:val="22"/>
+              </w:rPr>
+              <w:t>14/02/2028</w:t>
+            </w:r>
+          </w:p>
+        </w:tc>
+        <w:tc>
+          <w:tcPr>
+            <w:tcW w:type="dxa" w:w="1928"/>
+            <w:shd w:val="clear" w:color="auto" w:fill="E8EEF7"/>
+          </w:tcPr>
+          <w:p>
+            <w:r/>
+            <w:r>
+              <w:rPr>
+                <w:b w:val="0"/>
+                <w:sz w:val="22"/>
+              </w:rPr>
+              <w:t>Entreprise</w:t>
+            </w:r>
+          </w:p>
+        </w:tc>
+        <w:tc>
+          <w:tcPr>
+            <w:tcW w:type="dxa" w:w="10091"/>
+            <w:shd w:val="clear" w:color="auto" w:fill="E8EEF7"/>
+          </w:tcPr>
+          <w:p>
+            <w:r/>
+            <w:r>
+              <w:rPr>
+                <w:b w:val="0"/>
+                <w:sz w:val="22"/>
+              </w:rPr>
+              <w:t>RPMS — Promotion 1 : appel ou visite des tuteurs (période n° 2)</w:t>
+            </w:r>
+          </w:p>
+        </w:tc>
+      </w:tr>
+      <w:tr>
+        <w:trPr>
+          <w:cantSplit w:val="true"/>
+        </w:trPr>
+        <w:tc>
+          <w:tcPr>
+            <w:tcW w:type="dxa" w:w="850"/>
+          </w:tcPr>
+          <w:p>
+            <w:r/>
+            <w:r>
+              <w:rPr>
+                <w:b w:val="0"/>
+                <w:sz w:val="22"/>
+              </w:rPr>
+              <w:t>☐</w:t>
+            </w:r>
+          </w:p>
+        </w:tc>
+        <w:tc>
+          <w:tcPr>
+            <w:tcW w:type="dxa" w:w="1701"/>
+          </w:tcPr>
+          <w:p>
+            <w:r/>
+            <w:r>
+              <w:rPr>
+                <w:b w:val="0"/>
+                <w:sz w:val="22"/>
+              </w:rPr>
+              <w:t>17/02/2028</w:t>
+            </w:r>
+          </w:p>
+        </w:tc>
+        <w:tc>
+          <w:tcPr>
+            <w:tcW w:type="dxa" w:w="1928"/>
+          </w:tcPr>
+          <w:p>
+            <w:r/>
+            <w:r>
+              <w:rPr>
+                <w:b w:val="0"/>
+                <w:sz w:val="22"/>
+              </w:rPr>
+              <w:t>Qualité</w:t>
+            </w:r>
+          </w:p>
+        </w:tc>
+        <w:tc>
+          <w:tcPr>
+            <w:tcW w:type="dxa" w:w="10091"/>
+          </w:tcPr>
+          <w:p>
+            <w:r/>
+            <w:r>
+              <w:rPr>
+                <w:b w:val="0"/>
+                <w:sz w:val="22"/>
+              </w:rPr>
+              <w:t>MEM — Promotion 1 : enquête d'insertion à 6 mois et mise à jour des résultats publiés</w:t>
+            </w:r>
+          </w:p>
+        </w:tc>
+      </w:tr>
+      <w:tr>
+        <w:trPr>
+          <w:cantSplit w:val="true"/>
+        </w:trPr>
+        <w:tc>
+          <w:tcPr>
+            <w:tcW w:type="dxa" w:w="850"/>
+            <w:shd w:val="clear" w:color="auto" w:fill="E8EEF7"/>
+          </w:tcPr>
+          <w:p>
+            <w:r/>
+            <w:r>
+              <w:rPr>
+                <w:b w:val="0"/>
+                <w:sz w:val="22"/>
+              </w:rPr>
+              <w:t>☐</w:t>
+            </w:r>
+          </w:p>
+        </w:tc>
+        <w:tc>
+          <w:tcPr>
+            <w:tcW w:type="dxa" w:w="1701"/>
+            <w:shd w:val="clear" w:color="auto" w:fill="E8EEF7"/>
+          </w:tcPr>
+          <w:p>
+            <w:r/>
+            <w:r>
+              <w:rPr>
+                <w:b w:val="0"/>
+                <w:sz w:val="22"/>
+              </w:rPr>
+              <w:t>21/02/2028</w:t>
+            </w:r>
+          </w:p>
+        </w:tc>
+        <w:tc>
+          <w:tcPr>
+            <w:tcW w:type="dxa" w:w="1928"/>
+            <w:shd w:val="clear" w:color="auto" w:fill="E8EEF7"/>
+          </w:tcPr>
+          <w:p>
+            <w:r/>
+            <w:r>
+              <w:rPr>
+                <w:b w:val="0"/>
+                <w:sz w:val="22"/>
+              </w:rPr>
+              <w:t>Examen</w:t>
+            </w:r>
+          </w:p>
+        </w:tc>
+        <w:tc>
+          <w:tcPr>
+            <w:tcW w:type="dxa" w:w="10091"/>
+            <w:shd w:val="clear" w:color="auto" w:fill="E8EEF7"/>
+          </w:tcPr>
+          <w:p>
+            <w:r/>
+            <w:r>
+              <w:rPr>
+                <w:b w:val="0"/>
+                <w:sz w:val="22"/>
+              </w:rPr>
+              <w:t>RPMS — Promotion 1 : dossiers professionnels, productions et attestations de période en entreprise complets</w:t>
+            </w:r>
+          </w:p>
+        </w:tc>
+      </w:tr>
+      <w:tr>
+        <w:trPr>
+          <w:cantSplit w:val="true"/>
+        </w:trPr>
+        <w:tc>
+          <w:tcPr>
+            <w:tcW w:type="dxa" w:w="850"/>
+          </w:tcPr>
+          <w:p>
+            <w:r/>
+            <w:r>
+              <w:rPr>
+                <w:b w:val="0"/>
+                <w:sz w:val="22"/>
+              </w:rPr>
+              <w:t>☐</w:t>
+            </w:r>
+          </w:p>
+        </w:tc>
+        <w:tc>
+          <w:tcPr>
+            <w:tcW w:type="dxa" w:w="1701"/>
+          </w:tcPr>
+          <w:p>
+            <w:r/>
+            <w:r>
+              <w:rPr>
+                <w:b w:val="0"/>
+                <w:sz w:val="22"/>
+              </w:rPr>
+              <w:t>29/02/2028</w:t>
+            </w:r>
+          </w:p>
+        </w:tc>
+        <w:tc>
+          <w:tcPr>
+            <w:tcW w:type="dxa" w:w="1928"/>
+          </w:tcPr>
+          <w:p>
+            <w:r/>
+            <w:r>
+              <w:rPr>
+                <w:b w:val="0"/>
+                <w:sz w:val="22"/>
+              </w:rPr>
+              <w:t>Administratif</w:t>
+            </w:r>
+          </w:p>
+        </w:tc>
+        <w:tc>
+          <w:tcPr>
+            <w:tcW w:type="dxa" w:w="10091"/>
+          </w:tcPr>
+          <w:p>
+            <w:r/>
+            <w:r>
+              <w:rPr>
+                <w:b w:val="0"/>
+                <w:sz w:val="22"/>
+              </w:rPr>
+              <w:t>RPMS — Promotion 1 : évaluation à chaud, attestations de fin de formation, certificats de réalisation, facturation</w:t>
+            </w:r>
+          </w:p>
+        </w:tc>
+      </w:tr>
+      <w:tr>
+        <w:trPr>
+          <w:cantSplit w:val="true"/>
+        </w:trPr>
+        <w:tc>
+          <w:tcPr>
+            <w:tcW w:type="dxa" w:w="850"/>
+            <w:shd w:val="clear" w:color="auto" w:fill="E8EEF7"/>
+          </w:tcPr>
+          <w:p>
+            <w:r/>
+            <w:r>
+              <w:rPr>
+                <w:b w:val="0"/>
+                <w:sz w:val="22"/>
+              </w:rPr>
+              <w:t>☐</w:t>
+            </w:r>
+          </w:p>
+        </w:tc>
+        <w:tc>
+          <w:tcPr>
+            <w:tcW w:type="dxa" w:w="1701"/>
+            <w:shd w:val="clear" w:color="auto" w:fill="E8EEF7"/>
+          </w:tcPr>
+          <w:p>
+            <w:r/>
+            <w:r>
+              <w:rPr>
+                <w:b w:val="0"/>
+                <w:sz w:val="22"/>
+              </w:rPr>
+              <w:t>06/03/2028</w:t>
+            </w:r>
+          </w:p>
+        </w:tc>
+        <w:tc>
+          <w:tcPr>
+            <w:tcW w:type="dxa" w:w="1928"/>
+            <w:shd w:val="clear" w:color="auto" w:fill="E8EEF7"/>
+          </w:tcPr>
+          <w:p>
+            <w:r/>
+            <w:r>
+              <w:rPr>
+                <w:b w:val="0"/>
+                <w:sz w:val="22"/>
+              </w:rPr>
+              <w:t>Examen</w:t>
+            </w:r>
+          </w:p>
+        </w:tc>
+        <w:tc>
+          <w:tcPr>
+            <w:tcW w:type="dxa" w:w="10091"/>
+            <w:shd w:val="clear" w:color="auto" w:fill="E8EEF7"/>
+          </w:tcPr>
+          <w:p>
+            <w:r/>
+            <w:r>
+              <w:rPr>
+                <w:b w:val="0"/>
+                <w:sz w:val="22"/>
+              </w:rPr>
+              <w:t xml:space="preserve">RPMS — Promotion 1 : session de validation </w:t>
+            </w:r>
+            <w:r>
+              <w:rPr>
+                <w:b/>
+                <w:i/>
+                <w:color w:val="1B3A6B"/>
+                <w:sz w:val="22"/>
+                <w:u w:val="single"/>
+              </w:rPr>
+              <w:t>[À VÉRIFIER : date confirmée]</w:t>
+            </w:r>
+          </w:p>
+        </w:tc>
+      </w:tr>
+      <w:tr>
+        <w:trPr>
+          <w:cantSplit w:val="true"/>
+        </w:trPr>
+        <w:tc>
+          <w:tcPr>
+            <w:tcW w:type="dxa" w:w="850"/>
+          </w:tcPr>
+          <w:p>
+            <w:r/>
+            <w:r>
+              <w:rPr>
+                <w:b w:val="0"/>
+                <w:sz w:val="22"/>
+              </w:rPr>
+              <w:t>☐</w:t>
+            </w:r>
+          </w:p>
+        </w:tc>
+        <w:tc>
+          <w:tcPr>
+            <w:tcW w:type="dxa" w:w="1701"/>
+          </w:tcPr>
+          <w:p>
+            <w:r/>
+            <w:r>
+              <w:rPr>
+                <w:b w:val="0"/>
+                <w:sz w:val="22"/>
+              </w:rPr>
+              <w:t>31/03/2028</w:t>
+            </w:r>
+          </w:p>
+        </w:tc>
+        <w:tc>
+          <w:tcPr>
+            <w:tcW w:type="dxa" w:w="1928"/>
+          </w:tcPr>
+          <w:p>
+            <w:r/>
+            <w:r>
+              <w:rPr>
+                <w:b w:val="0"/>
+                <w:sz w:val="22"/>
+              </w:rPr>
+              <w:t>Obligation</w:t>
+            </w:r>
+          </w:p>
+        </w:tc>
+        <w:tc>
+          <w:tcPr>
+            <w:tcW w:type="dxa" w:w="10091"/>
+          </w:tcPr>
+          <w:p>
+            <w:r/>
+            <w:r>
+              <w:rPr>
+                <w:b w:val="0"/>
+                <w:sz w:val="22"/>
+              </w:rPr>
+              <w:t>Renouveler l'attestation de vigilance URSSAF (tous les 6 mois)</w:t>
+            </w:r>
+          </w:p>
+        </w:tc>
+      </w:tr>
+      <w:tr>
+        <w:trPr>
+          <w:cantSplit w:val="true"/>
+        </w:trPr>
+        <w:tc>
+          <w:tcPr>
+            <w:tcW w:type="dxa" w:w="850"/>
+            <w:shd w:val="clear" w:color="auto" w:fill="E8EEF7"/>
+          </w:tcPr>
+          <w:p>
+            <w:r/>
+            <w:r>
+              <w:rPr>
+                <w:b w:val="0"/>
+                <w:sz w:val="22"/>
+              </w:rPr>
+              <w:t>☐</w:t>
+            </w:r>
+          </w:p>
+        </w:tc>
+        <w:tc>
+          <w:tcPr>
+            <w:tcW w:type="dxa" w:w="1701"/>
+            <w:shd w:val="clear" w:color="auto" w:fill="E8EEF7"/>
+          </w:tcPr>
+          <w:p>
+            <w:r/>
+            <w:r>
+              <w:rPr>
+                <w:b w:val="0"/>
+                <w:sz w:val="22"/>
+              </w:rPr>
+              <w:t>02/05/2028</w:t>
+            </w:r>
+          </w:p>
+        </w:tc>
+        <w:tc>
+          <w:tcPr>
+            <w:tcW w:type="dxa" w:w="1928"/>
+            <w:shd w:val="clear" w:color="auto" w:fill="E8EEF7"/>
+          </w:tcPr>
+          <w:p>
+            <w:r/>
+            <w:r>
+              <w:rPr>
+                <w:b w:val="0"/>
+                <w:sz w:val="22"/>
+              </w:rPr>
+              <w:t>RGPD</w:t>
+            </w:r>
+          </w:p>
+        </w:tc>
+        <w:tc>
+          <w:tcPr>
+            <w:tcW w:type="dxa" w:w="10091"/>
+            <w:shd w:val="clear" w:color="auto" w:fill="E8EEF7"/>
+          </w:tcPr>
+          <w:p>
+            <w:r/>
+            <w:r>
+              <w:rPr>
+                <w:b w:val="0"/>
+                <w:sz w:val="22"/>
+              </w:rPr>
+              <w:t>Revue annuelle du registre des traitements et purge des données échues</w:t>
+            </w:r>
+          </w:p>
+        </w:tc>
+      </w:tr>
+      <w:tr>
+        <w:trPr>
+          <w:cantSplit w:val="true"/>
+        </w:trPr>
+        <w:tc>
+          <w:tcPr>
+            <w:tcW w:type="dxa" w:w="850"/>
+          </w:tcPr>
+          <w:p>
+            <w:r/>
+            <w:r>
+              <w:rPr>
+                <w:b w:val="0"/>
+                <w:sz w:val="22"/>
+              </w:rPr>
+              <w:t>☐</w:t>
+            </w:r>
+          </w:p>
+        </w:tc>
+        <w:tc>
+          <w:tcPr>
+            <w:tcW w:type="dxa" w:w="1701"/>
+          </w:tcPr>
+          <w:p>
+            <w:r/>
+            <w:r>
+              <w:rPr>
+                <w:b w:val="0"/>
+                <w:sz w:val="22"/>
+              </w:rPr>
+              <w:t>30/05/2028</w:t>
+            </w:r>
+          </w:p>
+        </w:tc>
+        <w:tc>
+          <w:tcPr>
+            <w:tcW w:type="dxa" w:w="1928"/>
+          </w:tcPr>
+          <w:p>
+            <w:r/>
+            <w:r>
+              <w:rPr>
+                <w:b w:val="0"/>
+                <w:sz w:val="22"/>
+              </w:rPr>
+              <w:t>Qualité</w:t>
+            </w:r>
+          </w:p>
+        </w:tc>
+        <w:tc>
+          <w:tcPr>
+            <w:tcW w:type="dxa" w:w="10091"/>
+          </w:tcPr>
+          <w:p>
+            <w:r/>
+            <w:r>
+              <w:rPr>
+                <w:b w:val="0"/>
+                <w:sz w:val="22"/>
+              </w:rPr>
+              <w:t>RPMS — Promotion 1 : questionnaire à froid (3 mois)</w:t>
+            </w:r>
+          </w:p>
+        </w:tc>
+      </w:tr>
+      <w:tr>
+        <w:trPr>
+          <w:cantSplit w:val="true"/>
+        </w:trPr>
+        <w:tc>
+          <w:tcPr>
+            <w:tcW w:type="dxa" w:w="850"/>
+            <w:shd w:val="clear" w:color="auto" w:fill="E8EEF7"/>
+          </w:tcPr>
+          <w:p>
+            <w:r/>
+            <w:r>
+              <w:rPr>
+                <w:b w:val="0"/>
+                <w:sz w:val="22"/>
+              </w:rPr>
+              <w:t>☐</w:t>
+            </w:r>
+          </w:p>
+        </w:tc>
+        <w:tc>
+          <w:tcPr>
+            <w:tcW w:type="dxa" w:w="1701"/>
+            <w:shd w:val="clear" w:color="auto" w:fill="E8EEF7"/>
+          </w:tcPr>
+          <w:p>
+            <w:r/>
+            <w:r>
+              <w:rPr>
+                <w:b w:val="0"/>
+                <w:sz w:val="22"/>
+              </w:rPr>
+              <w:t>31/05/2028</w:t>
+            </w:r>
+          </w:p>
+        </w:tc>
+        <w:tc>
+          <w:tcPr>
+            <w:tcW w:type="dxa" w:w="1928"/>
+            <w:shd w:val="clear" w:color="auto" w:fill="E8EEF7"/>
+          </w:tcPr>
+          <w:p>
+            <w:r/>
+            <w:r>
+              <w:rPr>
+                <w:b w:val="0"/>
+                <w:sz w:val="22"/>
+              </w:rPr>
+              <w:t>Obligation</w:t>
+            </w:r>
+          </w:p>
+        </w:tc>
+        <w:tc>
+          <w:tcPr>
+            <w:tcW w:type="dxa" w:w="10091"/>
+            <w:shd w:val="clear" w:color="auto" w:fill="E8EEF7"/>
+          </w:tcPr>
+          <w:p>
+            <w:r/>
+            <w:r>
+              <w:rPr>
+                <w:b w:val="0"/>
+                <w:sz w:val="22"/>
+              </w:rPr>
+              <w:t>Déposer le bilan pédagogique et financier de 2027 (Mon Activité Formation)</w:t>
+            </w:r>
+          </w:p>
+        </w:tc>
+      </w:tr>
+      <w:tr>
+        <w:trPr>
+          <w:cantSplit w:val="true"/>
+        </w:trPr>
+        <w:tc>
+          <w:tcPr>
+            <w:tcW w:type="dxa" w:w="850"/>
+          </w:tcPr>
+          <w:p>
+            <w:r/>
+            <w:r>
+              <w:rPr>
+                <w:b w:val="0"/>
+                <w:sz w:val="22"/>
+              </w:rPr>
+              <w:t>☐</w:t>
+            </w:r>
+          </w:p>
+        </w:tc>
+        <w:tc>
+          <w:tcPr>
+            <w:tcW w:type="dxa" w:w="1701"/>
+          </w:tcPr>
+          <w:p>
+            <w:r/>
+            <w:r>
+              <w:rPr>
+                <w:b w:val="0"/>
+                <w:sz w:val="22"/>
+              </w:rPr>
+              <w:t>29/08/2028</w:t>
+            </w:r>
+          </w:p>
+        </w:tc>
+        <w:tc>
+          <w:tcPr>
+            <w:tcW w:type="dxa" w:w="1928"/>
+          </w:tcPr>
+          <w:p>
+            <w:r/>
+            <w:r>
+              <w:rPr>
+                <w:b w:val="0"/>
+                <w:sz w:val="22"/>
+              </w:rPr>
+              <w:t>Qualité</w:t>
+            </w:r>
+          </w:p>
+        </w:tc>
+        <w:tc>
+          <w:tcPr>
+            <w:tcW w:type="dxa" w:w="10091"/>
+          </w:tcPr>
+          <w:p>
+            <w:r/>
+            <w:r>
+              <w:rPr>
+                <w:b w:val="0"/>
+                <w:sz w:val="22"/>
+              </w:rPr>
+              <w:t>RPMS — Promotion 1 : enquête d'insertion à 6 mois et mise à jour des résultats publiés</w:t>
+            </w:r>
+          </w:p>
+        </w:tc>
+      </w:tr>
+      <w:tr>
+        <w:trPr>
+          <w:cantSplit w:val="true"/>
+        </w:trPr>
+        <w:tc>
+          <w:tcPr>
+            <w:tcW w:type="dxa" w:w="850"/>
+            <w:shd w:val="clear" w:color="auto" w:fill="E8EEF7"/>
+          </w:tcPr>
+          <w:p>
+            <w:r/>
+            <w:r>
+              <w:rPr>
+                <w:b w:val="0"/>
+                <w:sz w:val="22"/>
+              </w:rPr>
+              <w:t>☐</w:t>
+            </w:r>
+          </w:p>
+        </w:tc>
+        <w:tc>
+          <w:tcPr>
+            <w:tcW w:type="dxa" w:w="1701"/>
+            <w:shd w:val="clear" w:color="auto" w:fill="E8EEF7"/>
+          </w:tcPr>
+          <w:p>
+            <w:r/>
+            <w:r>
+              <w:rPr>
+                <w:b w:val="0"/>
+                <w:sz w:val="22"/>
+              </w:rPr>
+              <w:t>02/10/2028</w:t>
             </w:r>
           </w:p>
         </w:tc>
@@ -2411,1020 +3896,126 @@
           </w:p>
         </w:tc>
       </w:tr>
-      <w:tr>
-        <w:trPr>
-          <w:cantSplit w:val="true"/>
-        </w:trPr>
-        <w:tc>
-          <w:tcPr>
-            <w:tcW w:type="dxa" w:w="850"/>
-          </w:tcPr>
-          <w:p>
-            <w:r/>
-            <w:r>
-              <w:rPr>
-                <w:b w:val="0"/>
-                <w:sz w:val="22"/>
-              </w:rPr>
-              <w:t>☐</w:t>
-            </w:r>
-          </w:p>
-        </w:tc>
-        <w:tc>
-          <w:tcPr>
-            <w:tcW w:type="dxa" w:w="1701"/>
-          </w:tcPr>
-          <w:p>
-            <w:r/>
-            <w:r>
-              <w:rPr>
-                <w:b w:val="0"/>
-                <w:sz w:val="22"/>
-              </w:rPr>
-              <w:t>27/10/2027</w:t>
-            </w:r>
-          </w:p>
-        </w:tc>
-        <w:tc>
-          <w:tcPr>
-            <w:tcW w:type="dxa" w:w="1928"/>
-          </w:tcPr>
-          <w:p>
-            <w:r/>
-            <w:r>
-              <w:rPr>
-                <w:b w:val="0"/>
-                <w:sz w:val="22"/>
-              </w:rPr>
-              <w:t>Entreprise</w:t>
-            </w:r>
-          </w:p>
-        </w:tc>
-        <w:tc>
-          <w:tcPr>
-            <w:tcW w:type="dxa" w:w="10091"/>
-          </w:tcPr>
-          <w:p>
-            <w:r/>
-            <w:r>
-              <w:rPr>
-                <w:b w:val="0"/>
-                <w:sz w:val="22"/>
-              </w:rPr>
-              <w:t>RPMS — Promotion 1 : conventions de la période en entreprise n° 1 signées</w:t>
-            </w:r>
-          </w:p>
-        </w:tc>
-      </w:tr>
-      <w:tr>
-        <w:trPr>
-          <w:cantSplit w:val="true"/>
-        </w:trPr>
-        <w:tc>
-          <w:tcPr>
-            <w:tcW w:type="dxa" w:w="850"/>
-            <w:shd w:val="clear" w:color="auto" w:fill="E8EEF7"/>
-          </w:tcPr>
-          <w:p>
-            <w:r/>
-            <w:r>
-              <w:rPr>
-                <w:b w:val="0"/>
-                <w:sz w:val="22"/>
-              </w:rPr>
-              <w:t>☐</w:t>
-            </w:r>
-          </w:p>
-        </w:tc>
-        <w:tc>
-          <w:tcPr>
-            <w:tcW w:type="dxa" w:w="1701"/>
-            <w:shd w:val="clear" w:color="auto" w:fill="E8EEF7"/>
-          </w:tcPr>
-          <w:p>
-            <w:r/>
-            <w:r>
-              <w:rPr>
-                <w:b w:val="0"/>
-                <w:sz w:val="22"/>
-              </w:rPr>
-              <w:t>18/11/2027</w:t>
-            </w:r>
-          </w:p>
-        </w:tc>
-        <w:tc>
-          <w:tcPr>
-            <w:tcW w:type="dxa" w:w="1928"/>
-            <w:shd w:val="clear" w:color="auto" w:fill="E8EEF7"/>
-          </w:tcPr>
-          <w:p>
-            <w:r/>
-            <w:r>
-              <w:rPr>
-                <w:b w:val="0"/>
-                <w:sz w:val="22"/>
-              </w:rPr>
-              <w:t>Qualité</w:t>
-            </w:r>
-          </w:p>
-        </w:tc>
-        <w:tc>
-          <w:tcPr>
-            <w:tcW w:type="dxa" w:w="10091"/>
-            <w:shd w:val="clear" w:color="auto" w:fill="E8EEF7"/>
-          </w:tcPr>
-          <w:p>
-            <w:r/>
-            <w:r>
-              <w:rPr>
-                <w:b w:val="0"/>
-                <w:sz w:val="22"/>
-              </w:rPr>
-              <w:t>MEM — Promotion 1 : questionnaire à froid (3 mois)</w:t>
-            </w:r>
-          </w:p>
-        </w:tc>
-      </w:tr>
-      <w:tr>
-        <w:trPr>
-          <w:cantSplit w:val="true"/>
-        </w:trPr>
-        <w:tc>
-          <w:tcPr>
-            <w:tcW w:type="dxa" w:w="850"/>
-          </w:tcPr>
-          <w:p>
-            <w:r/>
-            <w:r>
-              <w:rPr>
-                <w:b w:val="0"/>
-                <w:sz w:val="22"/>
-              </w:rPr>
-              <w:t>☐</w:t>
-            </w:r>
-          </w:p>
-        </w:tc>
-        <w:tc>
-          <w:tcPr>
-            <w:tcW w:type="dxa" w:w="1701"/>
-          </w:tcPr>
-          <w:p>
-            <w:r/>
-            <w:r>
-              <w:rPr>
-                <w:b w:val="0"/>
-                <w:sz w:val="22"/>
-              </w:rPr>
-              <w:t>22/11/2027</w:t>
-            </w:r>
-          </w:p>
-        </w:tc>
-        <w:tc>
-          <w:tcPr>
-            <w:tcW w:type="dxa" w:w="1928"/>
-          </w:tcPr>
-          <w:p>
-            <w:r/>
-            <w:r>
-              <w:rPr>
-                <w:b w:val="0"/>
-                <w:sz w:val="22"/>
-              </w:rPr>
-              <w:t>Entreprise</w:t>
-            </w:r>
-          </w:p>
-        </w:tc>
-        <w:tc>
-          <w:tcPr>
-            <w:tcW w:type="dxa" w:w="10091"/>
-          </w:tcPr>
-          <w:p>
-            <w:r/>
-            <w:r>
-              <w:rPr>
-                <w:b w:val="0"/>
-                <w:sz w:val="22"/>
-              </w:rPr>
-              <w:t>RPMS — Promotion 1 : appel ou visite des tuteurs (période n° 1)</w:t>
-            </w:r>
-          </w:p>
-        </w:tc>
-      </w:tr>
-      <w:tr>
-        <w:trPr>
-          <w:cantSplit w:val="true"/>
-        </w:trPr>
-        <w:tc>
-          <w:tcPr>
-            <w:tcW w:type="dxa" w:w="850"/>
-            <w:shd w:val="clear" w:color="auto" w:fill="E8EEF7"/>
-          </w:tcPr>
-          <w:p>
-            <w:r/>
-            <w:r>
-              <w:rPr>
-                <w:b w:val="0"/>
-                <w:sz w:val="22"/>
-              </w:rPr>
-              <w:t>☐</w:t>
-            </w:r>
-          </w:p>
-        </w:tc>
-        <w:tc>
-          <w:tcPr>
-            <w:tcW w:type="dxa" w:w="1701"/>
-            <w:shd w:val="clear" w:color="auto" w:fill="E8EEF7"/>
-          </w:tcPr>
-          <w:p>
-            <w:r/>
-            <w:r>
-              <w:rPr>
-                <w:b w:val="0"/>
-                <w:sz w:val="22"/>
-              </w:rPr>
-              <w:t>19/01/2028</w:t>
-            </w:r>
-          </w:p>
-        </w:tc>
-        <w:tc>
-          <w:tcPr>
-            <w:tcW w:type="dxa" w:w="1928"/>
-            <w:shd w:val="clear" w:color="auto" w:fill="E8EEF7"/>
-          </w:tcPr>
-          <w:p>
-            <w:r/>
-            <w:r>
-              <w:rPr>
-                <w:b w:val="0"/>
-                <w:sz w:val="22"/>
-              </w:rPr>
-              <w:t>Entreprise</w:t>
-            </w:r>
-          </w:p>
-        </w:tc>
-        <w:tc>
-          <w:tcPr>
-            <w:tcW w:type="dxa" w:w="10091"/>
-            <w:shd w:val="clear" w:color="auto" w:fill="E8EEF7"/>
-          </w:tcPr>
-          <w:p>
-            <w:r/>
-            <w:r>
-              <w:rPr>
-                <w:b w:val="0"/>
-                <w:sz w:val="22"/>
-              </w:rPr>
-              <w:t>RPMS — Promotion 1 : conventions de la période en entreprise n° 2 signées</w:t>
-            </w:r>
-          </w:p>
-        </w:tc>
-      </w:tr>
-      <w:tr>
-        <w:trPr>
-          <w:cantSplit w:val="true"/>
-        </w:trPr>
-        <w:tc>
-          <w:tcPr>
-            <w:tcW w:type="dxa" w:w="850"/>
-          </w:tcPr>
-          <w:p>
-            <w:r/>
-            <w:r>
-              <w:rPr>
-                <w:b w:val="0"/>
-                <w:sz w:val="22"/>
-              </w:rPr>
-              <w:t>☐</w:t>
-            </w:r>
-          </w:p>
-        </w:tc>
-        <w:tc>
-          <w:tcPr>
-            <w:tcW w:type="dxa" w:w="1701"/>
-          </w:tcPr>
-          <w:p>
-            <w:r/>
-            <w:r>
-              <w:rPr>
-                <w:b w:val="0"/>
-                <w:sz w:val="22"/>
-              </w:rPr>
-              <w:t>14/02/2028</w:t>
-            </w:r>
-          </w:p>
-        </w:tc>
-        <w:tc>
-          <w:tcPr>
-            <w:tcW w:type="dxa" w:w="1928"/>
-          </w:tcPr>
-          <w:p>
-            <w:r/>
-            <w:r>
-              <w:rPr>
-                <w:b w:val="0"/>
-                <w:sz w:val="22"/>
-              </w:rPr>
-              <w:t>Entreprise</w:t>
-            </w:r>
-          </w:p>
-        </w:tc>
-        <w:tc>
-          <w:tcPr>
-            <w:tcW w:type="dxa" w:w="10091"/>
-          </w:tcPr>
-          <w:p>
-            <w:r/>
-            <w:r>
-              <w:rPr>
-                <w:b w:val="0"/>
-                <w:sz w:val="22"/>
-              </w:rPr>
-              <w:t>RPMS — Promotion 1 : appel ou visite des tuteurs (période n° 2)</w:t>
-            </w:r>
-          </w:p>
-        </w:tc>
-      </w:tr>
-      <w:tr>
-        <w:trPr>
-          <w:cantSplit w:val="true"/>
-        </w:trPr>
-        <w:tc>
-          <w:tcPr>
-            <w:tcW w:type="dxa" w:w="850"/>
-            <w:shd w:val="clear" w:color="auto" w:fill="E8EEF7"/>
-          </w:tcPr>
-          <w:p>
-            <w:r/>
-            <w:r>
-              <w:rPr>
-                <w:b w:val="0"/>
-                <w:sz w:val="22"/>
-              </w:rPr>
-              <w:t>☐</w:t>
-            </w:r>
-          </w:p>
-        </w:tc>
-        <w:tc>
-          <w:tcPr>
-            <w:tcW w:type="dxa" w:w="1701"/>
-            <w:shd w:val="clear" w:color="auto" w:fill="E8EEF7"/>
-          </w:tcPr>
-          <w:p>
-            <w:r/>
-            <w:r>
-              <w:rPr>
-                <w:b w:val="0"/>
-                <w:sz w:val="22"/>
-              </w:rPr>
-              <w:t>17/02/2028</w:t>
-            </w:r>
-          </w:p>
-        </w:tc>
-        <w:tc>
-          <w:tcPr>
-            <w:tcW w:type="dxa" w:w="1928"/>
-            <w:shd w:val="clear" w:color="auto" w:fill="E8EEF7"/>
-          </w:tcPr>
-          <w:p>
-            <w:r/>
-            <w:r>
-              <w:rPr>
-                <w:b w:val="0"/>
-                <w:sz w:val="22"/>
-              </w:rPr>
-              <w:t>Qualité</w:t>
-            </w:r>
-          </w:p>
-        </w:tc>
-        <w:tc>
-          <w:tcPr>
-            <w:tcW w:type="dxa" w:w="10091"/>
-            <w:shd w:val="clear" w:color="auto" w:fill="E8EEF7"/>
-          </w:tcPr>
-          <w:p>
-            <w:r/>
-            <w:r>
-              <w:rPr>
-                <w:b w:val="0"/>
-                <w:sz w:val="22"/>
-              </w:rPr>
-              <w:t>MEM — Promotion 1 : enquête d'insertion à 6 mois et mise à jour des résultats publiés</w:t>
-            </w:r>
-          </w:p>
-        </w:tc>
-      </w:tr>
-      <w:tr>
-        <w:trPr>
-          <w:cantSplit w:val="true"/>
-        </w:trPr>
-        <w:tc>
-          <w:tcPr>
-            <w:tcW w:type="dxa" w:w="850"/>
-          </w:tcPr>
-          <w:p>
-            <w:r/>
-            <w:r>
-              <w:rPr>
-                <w:b w:val="0"/>
-                <w:sz w:val="22"/>
-              </w:rPr>
-              <w:t>☐</w:t>
-            </w:r>
-          </w:p>
-        </w:tc>
-        <w:tc>
-          <w:tcPr>
-            <w:tcW w:type="dxa" w:w="1701"/>
-          </w:tcPr>
-          <w:p>
-            <w:r/>
-            <w:r>
-              <w:rPr>
-                <w:b w:val="0"/>
-                <w:sz w:val="22"/>
-              </w:rPr>
-              <w:t>21/02/2028</w:t>
-            </w:r>
-          </w:p>
-        </w:tc>
-        <w:tc>
-          <w:tcPr>
-            <w:tcW w:type="dxa" w:w="1928"/>
-          </w:tcPr>
-          <w:p>
-            <w:r/>
-            <w:r>
-              <w:rPr>
-                <w:b w:val="0"/>
-                <w:sz w:val="22"/>
-              </w:rPr>
-              <w:t>Examen</w:t>
-            </w:r>
-          </w:p>
-        </w:tc>
-        <w:tc>
-          <w:tcPr>
-            <w:tcW w:type="dxa" w:w="10091"/>
-          </w:tcPr>
-          <w:p>
-            <w:r/>
-            <w:r>
-              <w:rPr>
-                <w:b w:val="0"/>
-                <w:sz w:val="22"/>
-              </w:rPr>
-              <w:t>RPMS — Promotion 1 : dossiers professionnels, productions et attestations de période en entreprise complets</w:t>
-            </w:r>
-          </w:p>
-        </w:tc>
-      </w:tr>
-      <w:tr>
-        <w:trPr>
-          <w:cantSplit w:val="true"/>
-        </w:trPr>
-        <w:tc>
-          <w:tcPr>
-            <w:tcW w:type="dxa" w:w="850"/>
-            <w:shd w:val="clear" w:color="auto" w:fill="E8EEF7"/>
-          </w:tcPr>
-          <w:p>
-            <w:r/>
-            <w:r>
-              <w:rPr>
-                <w:b w:val="0"/>
-                <w:sz w:val="22"/>
-              </w:rPr>
-              <w:t>☐</w:t>
-            </w:r>
-          </w:p>
-        </w:tc>
-        <w:tc>
-          <w:tcPr>
-            <w:tcW w:type="dxa" w:w="1701"/>
-            <w:shd w:val="clear" w:color="auto" w:fill="E8EEF7"/>
-          </w:tcPr>
-          <w:p>
-            <w:r/>
-            <w:r>
-              <w:rPr>
-                <w:b w:val="0"/>
-                <w:sz w:val="22"/>
-              </w:rPr>
-              <w:t>29/02/2028</w:t>
-            </w:r>
-          </w:p>
-        </w:tc>
-        <w:tc>
-          <w:tcPr>
-            <w:tcW w:type="dxa" w:w="1928"/>
-            <w:shd w:val="clear" w:color="auto" w:fill="E8EEF7"/>
-          </w:tcPr>
-          <w:p>
-            <w:r/>
-            <w:r>
-              <w:rPr>
-                <w:b w:val="0"/>
-                <w:sz w:val="22"/>
-              </w:rPr>
-              <w:t>Administratif</w:t>
-            </w:r>
-          </w:p>
-        </w:tc>
-        <w:tc>
-          <w:tcPr>
-            <w:tcW w:type="dxa" w:w="10091"/>
-            <w:shd w:val="clear" w:color="auto" w:fill="E8EEF7"/>
-          </w:tcPr>
-          <w:p>
-            <w:r/>
-            <w:r>
-              <w:rPr>
-                <w:b w:val="0"/>
-                <w:sz w:val="22"/>
-              </w:rPr>
-              <w:t>RPMS — Promotion 1 : évaluation à chaud, attestations de fin de formation, certificats de réalisation, facturation</w:t>
-            </w:r>
-          </w:p>
-        </w:tc>
-      </w:tr>
-      <w:tr>
-        <w:trPr>
-          <w:cantSplit w:val="true"/>
-        </w:trPr>
-        <w:tc>
-          <w:tcPr>
-            <w:tcW w:type="dxa" w:w="850"/>
-          </w:tcPr>
-          <w:p>
-            <w:r/>
-            <w:r>
-              <w:rPr>
-                <w:b w:val="0"/>
-                <w:sz w:val="22"/>
-              </w:rPr>
-              <w:t>☐</w:t>
-            </w:r>
-          </w:p>
-        </w:tc>
-        <w:tc>
-          <w:tcPr>
-            <w:tcW w:type="dxa" w:w="1701"/>
-          </w:tcPr>
-          <w:p>
-            <w:r/>
-            <w:r>
-              <w:rPr>
-                <w:b w:val="0"/>
-                <w:sz w:val="22"/>
-              </w:rPr>
-              <w:t>06/03/2028</w:t>
-            </w:r>
-          </w:p>
-        </w:tc>
-        <w:tc>
-          <w:tcPr>
-            <w:tcW w:type="dxa" w:w="1928"/>
-          </w:tcPr>
-          <w:p>
-            <w:r/>
-            <w:r>
-              <w:rPr>
-                <w:b w:val="0"/>
-                <w:sz w:val="22"/>
-              </w:rPr>
-              <w:t>Examen</w:t>
-            </w:r>
-          </w:p>
-        </w:tc>
-        <w:tc>
-          <w:tcPr>
-            <w:tcW w:type="dxa" w:w="10091"/>
-          </w:tcPr>
-          <w:p>
-            <w:r/>
-            <w:r>
-              <w:rPr>
-                <w:b w:val="0"/>
-                <w:sz w:val="22"/>
-              </w:rPr>
-              <w:t xml:space="preserve">RPMS — Promotion 1 : session de validation </w:t>
-            </w:r>
-            <w:r>
-              <w:rPr>
-                <w:b/>
-                <w:i/>
-                <w:color w:val="8A6D1F"/>
-                <w:sz w:val="22"/>
-              </w:rPr>
-              <w:t>[À VÉRIFIER : date confirmée]</w:t>
-            </w:r>
-          </w:p>
-        </w:tc>
-      </w:tr>
-      <w:tr>
-        <w:trPr>
-          <w:cantSplit w:val="true"/>
-        </w:trPr>
-        <w:tc>
-          <w:tcPr>
-            <w:tcW w:type="dxa" w:w="850"/>
-            <w:shd w:val="clear" w:color="auto" w:fill="E8EEF7"/>
-          </w:tcPr>
-          <w:p>
-            <w:r/>
-            <w:r>
-              <w:rPr>
-                <w:b w:val="0"/>
-                <w:sz w:val="22"/>
-              </w:rPr>
-              <w:t>☐</w:t>
-            </w:r>
-          </w:p>
-        </w:tc>
-        <w:tc>
-          <w:tcPr>
-            <w:tcW w:type="dxa" w:w="1701"/>
-            <w:shd w:val="clear" w:color="auto" w:fill="E8EEF7"/>
-          </w:tcPr>
-          <w:p>
-            <w:r/>
-            <w:r>
-              <w:rPr>
-                <w:b w:val="0"/>
-                <w:sz w:val="22"/>
-              </w:rPr>
-              <w:t>31/03/2028</w:t>
-            </w:r>
-          </w:p>
-        </w:tc>
-        <w:tc>
-          <w:tcPr>
-            <w:tcW w:type="dxa" w:w="1928"/>
-            <w:shd w:val="clear" w:color="auto" w:fill="E8EEF7"/>
-          </w:tcPr>
-          <w:p>
-            <w:r/>
-            <w:r>
-              <w:rPr>
-                <w:b w:val="0"/>
-                <w:sz w:val="22"/>
-              </w:rPr>
-              <w:t>Obligation</w:t>
-            </w:r>
-          </w:p>
-        </w:tc>
-        <w:tc>
-          <w:tcPr>
-            <w:tcW w:type="dxa" w:w="10091"/>
-            <w:shd w:val="clear" w:color="auto" w:fill="E8EEF7"/>
-          </w:tcPr>
-          <w:p>
-            <w:r/>
-            <w:r>
-              <w:rPr>
-                <w:b w:val="0"/>
-                <w:sz w:val="22"/>
-              </w:rPr>
-              <w:t>Renouveler l'attestation de vigilance URSSAF (tous les 6 mois)</w:t>
-            </w:r>
-          </w:p>
-        </w:tc>
-      </w:tr>
-      <w:tr>
-        <w:trPr>
-          <w:cantSplit w:val="true"/>
-        </w:trPr>
-        <w:tc>
-          <w:tcPr>
-            <w:tcW w:type="dxa" w:w="850"/>
-          </w:tcPr>
-          <w:p>
-            <w:r/>
-            <w:r>
-              <w:rPr>
-                <w:b w:val="0"/>
-                <w:sz w:val="22"/>
-              </w:rPr>
-              <w:t>☐</w:t>
-            </w:r>
-          </w:p>
-        </w:tc>
-        <w:tc>
-          <w:tcPr>
-            <w:tcW w:type="dxa" w:w="1701"/>
-          </w:tcPr>
-          <w:p>
-            <w:r/>
-            <w:r>
-              <w:rPr>
-                <w:b w:val="0"/>
-                <w:sz w:val="22"/>
-              </w:rPr>
-              <w:t>02/05/2028</w:t>
-            </w:r>
-          </w:p>
-        </w:tc>
-        <w:tc>
-          <w:tcPr>
-            <w:tcW w:type="dxa" w:w="1928"/>
-          </w:tcPr>
-          <w:p>
-            <w:r/>
-            <w:r>
-              <w:rPr>
-                <w:b w:val="0"/>
-                <w:sz w:val="22"/>
-              </w:rPr>
-              <w:t>RGPD</w:t>
-            </w:r>
-          </w:p>
-        </w:tc>
-        <w:tc>
-          <w:tcPr>
-            <w:tcW w:type="dxa" w:w="10091"/>
-          </w:tcPr>
-          <w:p>
-            <w:r/>
-            <w:r>
-              <w:rPr>
-                <w:b w:val="0"/>
-                <w:sz w:val="22"/>
-              </w:rPr>
-              <w:t>Revue annuelle du registre des traitements et purge des données échues</w:t>
-            </w:r>
-          </w:p>
-        </w:tc>
-      </w:tr>
-      <w:tr>
-        <w:trPr>
-          <w:cantSplit w:val="true"/>
-        </w:trPr>
-        <w:tc>
-          <w:tcPr>
-            <w:tcW w:type="dxa" w:w="850"/>
-            <w:shd w:val="clear" w:color="auto" w:fill="E8EEF7"/>
-          </w:tcPr>
-          <w:p>
-            <w:r/>
-            <w:r>
-              <w:rPr>
-                <w:b w:val="0"/>
-                <w:sz w:val="22"/>
-              </w:rPr>
-              <w:t>☐</w:t>
-            </w:r>
-          </w:p>
-        </w:tc>
-        <w:tc>
-          <w:tcPr>
-            <w:tcW w:type="dxa" w:w="1701"/>
-            <w:shd w:val="clear" w:color="auto" w:fill="E8EEF7"/>
-          </w:tcPr>
-          <w:p>
-            <w:r/>
-            <w:r>
-              <w:rPr>
-                <w:b w:val="0"/>
-                <w:sz w:val="22"/>
-              </w:rPr>
-              <w:t>30/05/2028</w:t>
-            </w:r>
-          </w:p>
-        </w:tc>
-        <w:tc>
-          <w:tcPr>
-            <w:tcW w:type="dxa" w:w="1928"/>
-            <w:shd w:val="clear" w:color="auto" w:fill="E8EEF7"/>
-          </w:tcPr>
-          <w:p>
-            <w:r/>
-            <w:r>
-              <w:rPr>
-                <w:b w:val="0"/>
-                <w:sz w:val="22"/>
-              </w:rPr>
-              <w:t>Qualité</w:t>
-            </w:r>
-          </w:p>
-        </w:tc>
-        <w:tc>
-          <w:tcPr>
-            <w:tcW w:type="dxa" w:w="10091"/>
-            <w:shd w:val="clear" w:color="auto" w:fill="E8EEF7"/>
-          </w:tcPr>
-          <w:p>
-            <w:r/>
-            <w:r>
-              <w:rPr>
-                <w:b w:val="0"/>
-                <w:sz w:val="22"/>
-              </w:rPr>
-              <w:t>RPMS — Promotion 1 : questionnaire à froid (3 mois)</w:t>
-            </w:r>
-          </w:p>
-        </w:tc>
-      </w:tr>
-      <w:tr>
-        <w:trPr>
-          <w:cantSplit w:val="true"/>
-        </w:trPr>
-        <w:tc>
-          <w:tcPr>
-            <w:tcW w:type="dxa" w:w="850"/>
-          </w:tcPr>
-          <w:p>
-            <w:r/>
-            <w:r>
-              <w:rPr>
-                <w:b w:val="0"/>
-                <w:sz w:val="22"/>
-              </w:rPr>
-              <w:t>☐</w:t>
-            </w:r>
-          </w:p>
-        </w:tc>
-        <w:tc>
-          <w:tcPr>
-            <w:tcW w:type="dxa" w:w="1701"/>
-          </w:tcPr>
-          <w:p>
-            <w:r/>
-            <w:r>
-              <w:rPr>
-                <w:b w:val="0"/>
-                <w:sz w:val="22"/>
-              </w:rPr>
-              <w:t>31/05/2028</w:t>
-            </w:r>
-          </w:p>
-        </w:tc>
-        <w:tc>
-          <w:tcPr>
-            <w:tcW w:type="dxa" w:w="1928"/>
-          </w:tcPr>
-          <w:p>
-            <w:r/>
-            <w:r>
-              <w:rPr>
-                <w:b w:val="0"/>
-                <w:sz w:val="22"/>
-              </w:rPr>
-              <w:t>Obligation</w:t>
-            </w:r>
-          </w:p>
-        </w:tc>
-        <w:tc>
-          <w:tcPr>
-            <w:tcW w:type="dxa" w:w="10091"/>
-          </w:tcPr>
-          <w:p>
-            <w:r/>
-            <w:r>
-              <w:rPr>
-                <w:b w:val="0"/>
-                <w:sz w:val="22"/>
-              </w:rPr>
-              <w:t>Déposer le bilan pédagogique et financier de 2027 (Mon Activité Formation)</w:t>
-            </w:r>
-          </w:p>
-        </w:tc>
-      </w:tr>
-      <w:tr>
-        <w:trPr>
-          <w:cantSplit w:val="true"/>
-        </w:trPr>
-        <w:tc>
-          <w:tcPr>
-            <w:tcW w:type="dxa" w:w="850"/>
-            <w:shd w:val="clear" w:color="auto" w:fill="E8EEF7"/>
-          </w:tcPr>
-          <w:p>
-            <w:r/>
-            <w:r>
-              <w:rPr>
-                <w:b w:val="0"/>
-                <w:sz w:val="22"/>
-              </w:rPr>
-              <w:t>☐</w:t>
-            </w:r>
-          </w:p>
-        </w:tc>
-        <w:tc>
-          <w:tcPr>
-            <w:tcW w:type="dxa" w:w="1701"/>
-            <w:shd w:val="clear" w:color="auto" w:fill="E8EEF7"/>
-          </w:tcPr>
-          <w:p>
-            <w:r/>
-            <w:r>
-              <w:rPr>
-                <w:b w:val="0"/>
-                <w:sz w:val="22"/>
-              </w:rPr>
-              <w:t>29/08/2028</w:t>
-            </w:r>
-          </w:p>
-        </w:tc>
-        <w:tc>
-          <w:tcPr>
-            <w:tcW w:type="dxa" w:w="1928"/>
-            <w:shd w:val="clear" w:color="auto" w:fill="E8EEF7"/>
-          </w:tcPr>
-          <w:p>
-            <w:r/>
-            <w:r>
-              <w:rPr>
-                <w:b w:val="0"/>
-                <w:sz w:val="22"/>
-              </w:rPr>
-              <w:t>Qualité</w:t>
-            </w:r>
-          </w:p>
-        </w:tc>
-        <w:tc>
-          <w:tcPr>
-            <w:tcW w:type="dxa" w:w="10091"/>
-            <w:shd w:val="clear" w:color="auto" w:fill="E8EEF7"/>
-          </w:tcPr>
-          <w:p>
-            <w:r/>
-            <w:r>
-              <w:rPr>
-                <w:b w:val="0"/>
-                <w:sz w:val="22"/>
-              </w:rPr>
-              <w:t>RPMS — Promotion 1 : enquête d'insertion à 6 mois et mise à jour des résultats publiés</w:t>
-            </w:r>
-          </w:p>
-        </w:tc>
-      </w:tr>
-      <w:tr>
-        <w:trPr>
-          <w:cantSplit w:val="true"/>
-        </w:trPr>
-        <w:tc>
-          <w:tcPr>
-            <w:tcW w:type="dxa" w:w="850"/>
-          </w:tcPr>
-          <w:p>
-            <w:r/>
-            <w:r>
-              <w:rPr>
-                <w:b w:val="0"/>
-                <w:sz w:val="22"/>
-              </w:rPr>
-              <w:t>☐</w:t>
-            </w:r>
-          </w:p>
-        </w:tc>
-        <w:tc>
-          <w:tcPr>
-            <w:tcW w:type="dxa" w:w="1701"/>
-          </w:tcPr>
-          <w:p>
-            <w:r/>
-            <w:r>
-              <w:rPr>
-                <w:b w:val="0"/>
-                <w:sz w:val="22"/>
-              </w:rPr>
-              <w:t>02/10/2028</w:t>
-            </w:r>
-          </w:p>
-        </w:tc>
-        <w:tc>
-          <w:tcPr>
-            <w:tcW w:type="dxa" w:w="1928"/>
-          </w:tcPr>
-          <w:p>
-            <w:r/>
-            <w:r>
-              <w:rPr>
-                <w:b w:val="0"/>
-                <w:sz w:val="22"/>
-              </w:rPr>
-              <w:t>Obligation</w:t>
-            </w:r>
-          </w:p>
-        </w:tc>
-        <w:tc>
-          <w:tcPr>
-            <w:tcW w:type="dxa" w:w="10091"/>
-          </w:tcPr>
-          <w:p>
-            <w:r/>
-            <w:r>
-              <w:rPr>
-                <w:b w:val="0"/>
-                <w:sz w:val="22"/>
-              </w:rPr>
-              <w:t>Renouveler l'attestation de vigilance URSSAF (tous les 6 mois)</w:t>
-            </w:r>
-          </w:p>
-        </w:tc>
-      </w:tr>
     </w:tbl>
     <w:p/>
+    <w:p>
+      <w:pPr>
+        <w:pBdr>
+          <w:bottom w:val="single" w:sz="18" w:space="1" w:color="C9A84C"/>
+        </w:pBdr>
+      </w:pPr>
+    </w:p>
+    <w:p>
+      <w:pPr>
+        <w:keepNext/>
+        <w:spacing w:after="0"/>
+      </w:pPr>
+      <w:r>
+        <w:rPr>
+          <w:b/>
+          <w:color w:val="1B3A6B"/>
+          <w:sz w:val="20"/>
+        </w:rPr>
+        <w:t>YEBA FORMATIONS — Aurélien LUMEKA, entrepreneur individuel (EI), directeur</w:t>
+      </w:r>
+    </w:p>
+    <w:p>
+      <w:pPr>
+        <w:keepNext/>
+        <w:spacing w:after="0"/>
+      </w:pPr>
+      <w:r>
+        <w:rPr>
+          <w:b w:val="0"/>
+          <w:color w:val="121212"/>
+          <w:sz w:val="20"/>
+        </w:rPr>
+        <w:t>9 rue Françoise Châtelain, 97490 Sainte-Clotilde, La Réunion</w:t>
+      </w:r>
+    </w:p>
+    <w:p>
+      <w:pPr>
+        <w:keepNext/>
+        <w:spacing w:after="0"/>
+      </w:pPr>
+      <w:r>
+        <w:rPr>
+          <w:b w:val="0"/>
+          <w:color w:val="121212"/>
+          <w:sz w:val="20"/>
+        </w:rPr>
+        <w:t>Tél. 0693 32 24 45 — yebaformations@gmail.com</w:t>
+      </w:r>
+    </w:p>
+    <w:p>
+      <w:pPr>
+        <w:keepNext/>
+        <w:spacing w:after="0"/>
+      </w:pPr>
+      <w:r>
+        <w:rPr>
+          <w:b w:val="0"/>
+          <w:color w:val="121212"/>
+          <w:sz w:val="20"/>
+        </w:rPr>
+        <w:t>SIRET 814 622 262 00032</w:t>
+      </w:r>
+    </w:p>
+    <w:p>
+      <w:pPr>
+        <w:keepNext/>
+        <w:spacing w:after="0"/>
+      </w:pPr>
+      <w:r>
+        <w:rPr>
+          <w:b w:val="0"/>
+          <w:color w:val="121212"/>
+          <w:sz w:val="20"/>
+        </w:rPr>
+        <w:t>Déclaration d'activité n° 04973676397 auprès du Préfet de La Réunion. Cet enregistrement ne vaut pas agrément de l'État.</w:t>
+      </w:r>
+    </w:p>
+    <w:p>
+      <w:pPr>
+        <w:keepNext/>
+        <w:spacing w:after="0"/>
+      </w:pPr>
+      <w:r>
+        <w:rPr>
+          <w:b w:val="0"/>
+          <w:color w:val="121212"/>
+          <w:sz w:val="20"/>
+        </w:rPr>
+        <w:t>Certification Qualiopi n° 25FOR02027.1 délivrée au titre des catégories : actions de formation, bilans de compétences, actions permettant de faire valider les acquis de l'expérience, actions de formation par apprentissage — organisme certificateur Qualitia (accrédité COFRAC).</w:t>
+      </w:r>
+    </w:p>
+    <w:p>
+      <w:pPr>
+        <w:keepNext/>
+        <w:spacing w:after="0"/>
+      </w:pPr>
+      <w:r>
+        <w:rPr>
+          <w:b w:val="0"/>
+          <w:color w:val="121212"/>
+          <w:sz w:val="20"/>
+        </w:rPr>
+        <w:t>Référent handicap : Aurélien LUMEKA — yebaformations@gmail.com. Document disponible en 16 points sur simple demande.</w:t>
+      </w:r>
+    </w:p>
+    <w:p>
+      <w:pPr>
+        <w:spacing w:before="120"/>
+      </w:pPr>
+      <w:r>
+        <w:rPr>
+          <w:b w:val="0"/>
+          <w:color w:val="5A5F6A"/>
+          <w:sz w:val="18"/>
+        </w:rPr>
+        <w:t>Ce document a été conçu par le formateur avec l'assistance d'un système d'IA générative (règlement (UE) 2024/1689, art. 50). Son contenu a été vérifié et validé par un humain, qui en assume la responsabilité.</w:t>
+      </w:r>
+    </w:p>
     <w:sectPr>
       <w:headerReference w:type="default" r:id="rId9"/>
       <w:footerReference w:type="default" r:id="rId10"/>
@@ -3449,7 +4040,7 @@
         <w:color w:val="1B3A6B"/>
         <w:sz w:val="18"/>
       </w:rPr>
-      <w:t xml:space="preserve">PIL-01   |   YEBA FORMATIONS — SIRET 814 622 262 00032 — Version 2026-10   |   Page </w:t>
+      <w:t xml:space="preserve">PIL-01   |   YEBA FORMATIONS — SIRET 814 622 262 00032 — Version 2026-10-v3   |   Page </w:t>
     </w:r>
     <w:r>
       <w:rPr>
@@ -3880,10 +4471,11 @@
     <w:qFormat/>
     <w:rsid w:val="00FC693F"/>
     <w:pPr>
-      <w:spacing w:after="120" w:line="276" w:lineRule="auto"/>
+      <w:spacing w:after="120" w:line="312" w:lineRule="auto"/>
     </w:pPr>
     <w:rPr>
       <w:rFonts w:ascii="Arial" w:hAnsi="Arial" w:eastAsia="Arial"/>
+      <w:color w:val="121212"/>
       <w:sz w:val="24"/>
     </w:rPr>
   </w:style>
@@ -3997,7 +4589,7 @@
       <w:rFonts w:asciiTheme="majorHAnsi" w:eastAsiaTheme="majorEastAsia" w:hAnsiTheme="majorHAnsi" w:cstheme="majorBidi" w:ascii="Arial" w:hAnsi="Arial"/>
       <w:b/>
       <w:bCs/>
-      <w:color w:val="8A6D1F"/>
+      <w:color w:val="1B3A6B"/>
       <w:sz w:val="28"/>
     </w:rPr>
   </w:style>

--- a/dossier-conformite-2026/livrables/05_Pilotage_annuel/PIL-01_Plan_actions_annee.docx
+++ b/dossier-conformite-2026/livrables/05_Pilotage_annuel/PIL-01_Plan_actions_annee.docx
@@ -4064,7 +4064,7 @@
     <w:r>
       <w:drawing>
         <wp:inline xmlns:a="http://schemas.openxmlformats.org/drawingml/2006/main" xmlns:pic="http://schemas.openxmlformats.org/drawingml/2006/picture">
-          <wp:extent cx="634228" cy="540000"/>
+          <wp:extent cx="624277" cy="540000"/>
           <wp:docPr id="1" name="Picture 1"/>
           <wp:cNvGraphicFramePr>
             <a:graphicFrameLocks noChangeAspect="1"/>
@@ -4073,7 +4073,7 @@
             <a:graphicData uri="http://schemas.openxmlformats.org/drawingml/2006/picture">
               <pic:pic>
                 <pic:nvPicPr>
-                  <pic:cNvPr id="0" name="logo_yeba_formations.png"/>
+                  <pic:cNvPr id="0" name="logo_yeba_fond_clair_1000.png"/>
                   <pic:cNvPicPr/>
                 </pic:nvPicPr>
                 <pic:blipFill>
@@ -4085,7 +4085,7 @@
                 <pic:spPr>
                   <a:xfrm>
                     <a:off x="0" y="0"/>
-                    <a:ext cx="634228" cy="540000"/>
+                    <a:ext cx="624277" cy="540000"/>
                   </a:xfrm>
                   <a:prstGeom prst="rect"/>
                 </pic:spPr>
